--- a/Documents/DraftAgenda_DataPrep1125.docx
+++ b/Documents/DraftAgenda_DataPrep1125.docx
@@ -221,13 +221,7 @@
           </w:tcPr>
           <w:p>
             <w:r>
-              <w:t xml:space="preserve">A virtual option via </w:t>
-            </w:r>
-            <w:r>
-              <w:t>WebEx</w:t>
-            </w:r>
-            <w:r>
-              <w:t xml:space="preserve"> will be provided for participants unable to attend in person.</w:t>
+              <w:t>A virtual option via WebEx will be provided for participants unable to attend in person.</w:t>
             </w:r>
           </w:p>
           <w:p/>
@@ -260,7 +254,7 @@
           </w:tcPr>
           <w:p>
             <w:r>
-              <w:t>November 17-22, 2025</w:t>
+              <w:t>January 13-19, 2026</w:t>
             </w:r>
           </w:p>
           <w:p/>
@@ -371,7 +365,35 @@
                 <w:b/>
                 <w:bCs/>
               </w:rPr>
-              <w:t>Monday, November 10, 2025</w:t>
+              <w:t>Tuesday</w:t>
+            </w:r>
+            <w:r>
+              <w:rPr>
+                <w:b/>
+                <w:bCs/>
+              </w:rPr>
+              <w:t xml:space="preserve">, </w:t>
+            </w:r>
+            <w:r>
+              <w:rPr>
+                <w:b/>
+                <w:bCs/>
+              </w:rPr>
+              <w:t>January 6</w:t>
+            </w:r>
+            <w:r>
+              <w:rPr>
+                <w:b/>
+                <w:bCs/>
+              </w:rPr>
+              <w:t>, 202</w:t>
+            </w:r>
+            <w:r>
+              <w:rPr>
+                <w:b/>
+                <w:bCs/>
+              </w:rPr>
+              <w:t>6</w:t>
             </w:r>
             <w:r>
               <w:t xml:space="preserve"> for distribution.</w:t>
@@ -566,7 +588,42 @@
           <w:b/>
           <w:bCs/>
         </w:rPr>
-        <w:t>Monday November 17, 2025 8:30AM-4:30PM</w:t>
+        <w:t>Tuesday</w:t>
+      </w:r>
+      <w:r>
+        <w:rPr>
+          <w:b/>
+          <w:bCs/>
+        </w:rPr>
+        <w:t xml:space="preserve"> </w:t>
+      </w:r>
+      <w:r>
+        <w:rPr>
+          <w:b/>
+          <w:bCs/>
+        </w:rPr>
+        <w:t>January 13</w:t>
+      </w:r>
+      <w:r>
+        <w:rPr>
+          <w:b/>
+          <w:bCs/>
+        </w:rPr>
+        <w:t>, 202</w:t>
+      </w:r>
+      <w:r>
+        <w:rPr>
+          <w:b/>
+          <w:bCs/>
+        </w:rPr>
+        <w:t>6</w:t>
+      </w:r>
+      <w:r>
+        <w:rPr>
+          <w:b/>
+          <w:bCs/>
+        </w:rPr>
+        <w:t xml:space="preserve"> 8:30AM-4:30PM</w:t>
       </w:r>
       <w:r>
         <w:rPr>
@@ -657,6 +714,18 @@
         </w:numPr>
       </w:pPr>
       <w:r>
+        <w:t>Updates to IBBS Projects</w:t>
+      </w:r>
+    </w:p>
+    <w:p>
+      <w:pPr>
+        <w:pStyle w:val="ListParagraph"/>
+        <w:numPr>
+          <w:ilvl w:val="0"/>
+          <w:numId w:val="1"/>
+        </w:numPr>
+      </w:pPr>
+      <w:r>
         <w:t>Pacific Blue Marlin Biology</w:t>
       </w:r>
     </w:p>
@@ -696,7 +765,56 @@
           <w:b/>
           <w:bCs/>
         </w:rPr>
-        <w:t>Tuesday November 18, 2025 8:30AM-4:30PM</w:t>
+        <w:t>Wednesday</w:t>
+      </w:r>
+      <w:r>
+        <w:rPr>
+          <w:b/>
+          <w:bCs/>
+        </w:rPr>
+        <w:t xml:space="preserve"> </w:t>
+      </w:r>
+      <w:r>
+        <w:rPr>
+          <w:b/>
+          <w:bCs/>
+        </w:rPr>
+        <w:t>January</w:t>
+      </w:r>
+      <w:r>
+        <w:rPr>
+          <w:b/>
+          <w:bCs/>
+        </w:rPr>
+        <w:t xml:space="preserve"> </w:t>
+      </w:r>
+      <w:r>
+        <w:rPr>
+          <w:b/>
+          <w:bCs/>
+        </w:rPr>
+        <w:t>14</w:t>
+      </w:r>
+      <w:r>
+        <w:rPr>
+          <w:b/>
+          <w:bCs/>
+        </w:rPr>
+        <w:t>, 202</w:t>
+      </w:r>
+      <w:r>
+        <w:rPr>
+          <w:b/>
+          <w:bCs/>
+        </w:rPr>
+        <w:t>6</w:t>
+      </w:r>
+      <w:r>
+        <w:rPr>
+          <w:b/>
+          <w:bCs/>
+        </w:rPr>
+        <w:t xml:space="preserve"> 8:30AM-4:30PM</w:t>
       </w:r>
       <w:r>
         <w:rPr>
@@ -711,7 +829,7 @@
         <w:pStyle w:val="ListParagraph"/>
         <w:numPr>
           <w:ilvl w:val="0"/>
-          <w:numId w:val="3"/>
+          <w:numId w:val="13"/>
         </w:numPr>
       </w:pPr>
       <w:r>
@@ -723,7 +841,7 @@
         <w:pStyle w:val="ListParagraph"/>
         <w:numPr>
           <w:ilvl w:val="1"/>
-          <w:numId w:val="3"/>
+          <w:numId w:val="13"/>
         </w:numPr>
       </w:pPr>
       <w:r>
@@ -735,7 +853,7 @@
         <w:pStyle w:val="ListParagraph"/>
         <w:numPr>
           <w:ilvl w:val="1"/>
-          <w:numId w:val="3"/>
+          <w:numId w:val="13"/>
         </w:numPr>
       </w:pPr>
       <w:r>
@@ -747,7 +865,7 @@
         <w:pStyle w:val="ListParagraph"/>
         <w:numPr>
           <w:ilvl w:val="0"/>
-          <w:numId w:val="3"/>
+          <w:numId w:val="13"/>
         </w:numPr>
       </w:pPr>
       <w:r>
@@ -759,14 +877,11 @@
         <w:pStyle w:val="ListParagraph"/>
         <w:numPr>
           <w:ilvl w:val="1"/>
-          <w:numId w:val="3"/>
-        </w:numPr>
-      </w:pPr>
-      <w:r>
-        <w:t xml:space="preserve">Japanese </w:t>
-      </w:r>
-      <w:r>
-        <w:t>CPUE</w:t>
+          <w:numId w:val="13"/>
+        </w:numPr>
+      </w:pPr>
+      <w:r>
+        <w:t>Japanese CPUE</w:t>
       </w:r>
     </w:p>
     <w:p>
@@ -774,14 +889,11 @@
         <w:pStyle w:val="ListParagraph"/>
         <w:numPr>
           <w:ilvl w:val="1"/>
-          <w:numId w:val="3"/>
-        </w:numPr>
-      </w:pPr>
-      <w:r>
-        <w:t xml:space="preserve">Chinese Taipei </w:t>
-      </w:r>
-      <w:r>
-        <w:t>CPUE</w:t>
+          <w:numId w:val="13"/>
+        </w:numPr>
+      </w:pPr>
+      <w:r>
+        <w:t>Chinese Taipei CPUE</w:t>
       </w:r>
     </w:p>
     <w:p>
@@ -789,50 +901,61 @@
         <w:pStyle w:val="ListParagraph"/>
         <w:numPr>
           <w:ilvl w:val="1"/>
-          <w:numId w:val="3"/>
-        </w:numPr>
-      </w:pPr>
-      <w:r>
-        <w:t>USA</w:t>
-      </w:r>
-      <w:r>
-        <w:t xml:space="preserve"> CPUE</w:t>
-      </w:r>
-    </w:p>
-    <w:p>
-      <w:pPr>
-        <w:rPr>
-          <w:b/>
-          <w:bCs/>
-        </w:rPr>
-      </w:pPr>
-      <w:r>
-        <w:rPr>
-          <w:b/>
-          <w:bCs/>
-        </w:rPr>
-        <w:t>Wednesday</w:t>
-      </w:r>
-      <w:r>
-        <w:rPr>
-          <w:b/>
-          <w:bCs/>
-        </w:rPr>
-        <w:t xml:space="preserve"> November 1</w:t>
-      </w:r>
-      <w:r>
-        <w:rPr>
-          <w:b/>
-          <w:bCs/>
-        </w:rPr>
-        <w:t>9</w:t>
-      </w:r>
-      <w:r>
-        <w:rPr>
-          <w:b/>
-          <w:bCs/>
-        </w:rPr>
-        <w:t>, 2025 8:30AM-4:30PM</w:t>
+          <w:numId w:val="13"/>
+        </w:numPr>
+      </w:pPr>
+      <w:r>
+        <w:t>USA CPUE</w:t>
+      </w:r>
+    </w:p>
+    <w:p>
+      <w:pPr>
+        <w:rPr>
+          <w:b/>
+          <w:bCs/>
+        </w:rPr>
+      </w:pPr>
+      <w:r>
+        <w:rPr>
+          <w:b/>
+          <w:bCs/>
+        </w:rPr>
+        <w:t>Thursday</w:t>
+      </w:r>
+      <w:r>
+        <w:rPr>
+          <w:b/>
+          <w:bCs/>
+        </w:rPr>
+        <w:t xml:space="preserve"> </w:t>
+      </w:r>
+      <w:r>
+        <w:rPr>
+          <w:b/>
+          <w:bCs/>
+        </w:rPr>
+        <w:t>January 15</w:t>
+      </w:r>
+      <w:r>
+        <w:rPr>
+          <w:b/>
+          <w:bCs/>
+        </w:rPr>
+        <w:t>, 202</w:t>
+      </w:r>
+      <w:r>
+        <w:rPr>
+          <w:b/>
+          <w:bCs/>
+        </w:rPr>
+        <w:t>6</w:t>
+      </w:r>
+      <w:r>
+        <w:rPr>
+          <w:b/>
+          <w:bCs/>
+        </w:rPr>
+        <w:t xml:space="preserve"> 8:30AM-4:30PM</w:t>
       </w:r>
       <w:r>
         <w:rPr>
@@ -847,7 +970,7 @@
         <w:pStyle w:val="ListParagraph"/>
         <w:numPr>
           <w:ilvl w:val="0"/>
-          <w:numId w:val="7"/>
+          <w:numId w:val="14"/>
         </w:numPr>
       </w:pPr>
       <w:r>
@@ -859,7 +982,7 @@
         <w:pStyle w:val="ListParagraph"/>
         <w:numPr>
           <w:ilvl w:val="1"/>
-          <w:numId w:val="7"/>
+          <w:numId w:val="14"/>
         </w:numPr>
       </w:pPr>
       <w:r>
@@ -871,7 +994,7 @@
         <w:pStyle w:val="ListParagraph"/>
         <w:numPr>
           <w:ilvl w:val="1"/>
-          <w:numId w:val="7"/>
+          <w:numId w:val="14"/>
         </w:numPr>
       </w:pPr>
       <w:r>
@@ -883,7 +1006,7 @@
         <w:pStyle w:val="ListParagraph"/>
         <w:numPr>
           <w:ilvl w:val="1"/>
-          <w:numId w:val="7"/>
+          <w:numId w:val="14"/>
         </w:numPr>
       </w:pPr>
       <w:r>
@@ -895,7 +1018,7 @@
         <w:pStyle w:val="ListParagraph"/>
         <w:numPr>
           <w:ilvl w:val="0"/>
-          <w:numId w:val="7"/>
+          <w:numId w:val="14"/>
         </w:numPr>
       </w:pPr>
       <w:r>
@@ -907,7 +1030,7 @@
         <w:pStyle w:val="ListParagraph"/>
         <w:numPr>
           <w:ilvl w:val="1"/>
-          <w:numId w:val="7"/>
+          <w:numId w:val="14"/>
         </w:numPr>
       </w:pPr>
       <w:r>
@@ -919,7 +1042,7 @@
         <w:pStyle w:val="ListParagraph"/>
         <w:numPr>
           <w:ilvl w:val="1"/>
-          <w:numId w:val="7"/>
+          <w:numId w:val="14"/>
         </w:numPr>
       </w:pPr>
       <w:r>
@@ -931,7 +1054,7 @@
         <w:pStyle w:val="ListParagraph"/>
         <w:numPr>
           <w:ilvl w:val="1"/>
-          <w:numId w:val="7"/>
+          <w:numId w:val="14"/>
         </w:numPr>
       </w:pPr>
       <w:r>
@@ -943,7 +1066,7 @@
         <w:pStyle w:val="ListParagraph"/>
         <w:numPr>
           <w:ilvl w:val="1"/>
-          <w:numId w:val="7"/>
+          <w:numId w:val="14"/>
         </w:numPr>
       </w:pPr>
       <w:r>
@@ -962,7 +1085,28 @@
           <w:b/>
           <w:bCs/>
         </w:rPr>
-        <w:t>Thursday November 20, 2025 8:30AM-4:30PM</w:t>
+        <w:t>Friday January 16</w:t>
+      </w:r>
+      <w:r>
+        <w:rPr>
+          <w:b/>
+          <w:bCs/>
+        </w:rPr>
+        <w:t>, 202</w:t>
+      </w:r>
+      <w:r>
+        <w:rPr>
+          <w:b/>
+          <w:bCs/>
+        </w:rPr>
+        <w:t>6</w:t>
+      </w:r>
+      <w:r>
+        <w:rPr>
+          <w:b/>
+          <w:bCs/>
+        </w:rPr>
+        <w:t xml:space="preserve"> 8:30AM-4:30PM</w:t>
       </w:r>
       <w:r>
         <w:rPr>
@@ -977,7 +1121,7 @@
         <w:pStyle w:val="ListParagraph"/>
         <w:numPr>
           <w:ilvl w:val="0"/>
-          <w:numId w:val="9"/>
+          <w:numId w:val="15"/>
         </w:numPr>
       </w:pPr>
       <w:r>
@@ -989,7 +1133,7 @@
         <w:pStyle w:val="ListParagraph"/>
         <w:numPr>
           <w:ilvl w:val="1"/>
-          <w:numId w:val="9"/>
+          <w:numId w:val="15"/>
         </w:numPr>
       </w:pPr>
       <w:r>
@@ -1001,7 +1145,7 @@
         <w:pStyle w:val="ListParagraph"/>
         <w:numPr>
           <w:ilvl w:val="1"/>
-          <w:numId w:val="9"/>
+          <w:numId w:val="15"/>
         </w:numPr>
       </w:pPr>
       <w:r>
@@ -1013,7 +1157,7 @@
         <w:pStyle w:val="ListParagraph"/>
         <w:numPr>
           <w:ilvl w:val="1"/>
-          <w:numId w:val="9"/>
+          <w:numId w:val="15"/>
         </w:numPr>
       </w:pPr>
       <w:r>
@@ -1025,7 +1169,7 @@
         <w:pStyle w:val="ListParagraph"/>
         <w:numPr>
           <w:ilvl w:val="1"/>
-          <w:numId w:val="9"/>
+          <w:numId w:val="15"/>
         </w:numPr>
       </w:pPr>
       <w:r>
@@ -1037,14 +1181,11 @@
         <w:pStyle w:val="ListParagraph"/>
         <w:numPr>
           <w:ilvl w:val="0"/>
-          <w:numId w:val="9"/>
-        </w:numPr>
-      </w:pPr>
-      <w:r>
-        <w:t>Draft</w:t>
-      </w:r>
-      <w:r>
-        <w:t xml:space="preserve"> </w:t>
+          <w:numId w:val="15"/>
+        </w:numPr>
+      </w:pPr>
+      <w:r>
+        <w:t xml:space="preserve">Draft </w:t>
       </w:r>
       <w:r>
         <w:t xml:space="preserve">Conceptual Model </w:t>
@@ -1055,7 +1196,7 @@
         <w:pStyle w:val="ListParagraph"/>
         <w:numPr>
           <w:ilvl w:val="0"/>
-          <w:numId w:val="9"/>
+          <w:numId w:val="15"/>
         </w:numPr>
       </w:pPr>
       <w:r>
@@ -1067,7 +1208,7 @@
         <w:pStyle w:val="ListParagraph"/>
         <w:numPr>
           <w:ilvl w:val="1"/>
-          <w:numId w:val="9"/>
+          <w:numId w:val="15"/>
         </w:numPr>
       </w:pPr>
       <w:r>
@@ -1080,7 +1221,7 @@
         <w:pStyle w:val="ListParagraph"/>
         <w:numPr>
           <w:ilvl w:val="1"/>
-          <w:numId w:val="9"/>
+          <w:numId w:val="15"/>
         </w:numPr>
       </w:pPr>
       <w:r>
@@ -1092,7 +1233,7 @@
         <w:pStyle w:val="ListParagraph"/>
         <w:numPr>
           <w:ilvl w:val="1"/>
-          <w:numId w:val="9"/>
+          <w:numId w:val="15"/>
         </w:numPr>
       </w:pPr>
       <w:r>
@@ -1104,7 +1245,7 @@
         <w:pStyle w:val="ListParagraph"/>
         <w:numPr>
           <w:ilvl w:val="1"/>
-          <w:numId w:val="9"/>
+          <w:numId w:val="15"/>
         </w:numPr>
       </w:pPr>
       <w:r>
@@ -1116,7 +1257,7 @@
         <w:pStyle w:val="ListParagraph"/>
         <w:numPr>
           <w:ilvl w:val="1"/>
-          <w:numId w:val="9"/>
+          <w:numId w:val="15"/>
         </w:numPr>
       </w:pPr>
       <w:r>
@@ -1135,7 +1276,28 @@
           <w:b/>
           <w:bCs/>
         </w:rPr>
-        <w:t>Friday November 21, 2025 8:30-AM-4:30PM</w:t>
+        <w:t>Saturday January 17</w:t>
+      </w:r>
+      <w:r>
+        <w:rPr>
+          <w:b/>
+          <w:bCs/>
+        </w:rPr>
+        <w:t>, 202</w:t>
+      </w:r>
+      <w:r>
+        <w:rPr>
+          <w:b/>
+          <w:bCs/>
+        </w:rPr>
+        <w:t>6</w:t>
+      </w:r>
+      <w:r>
+        <w:rPr>
+          <w:b/>
+          <w:bCs/>
+        </w:rPr>
+        <w:t xml:space="preserve"> 8:30-AM-4:30PM</w:t>
       </w:r>
       <w:r>
         <w:rPr>
@@ -1150,7 +1312,7 @@
         <w:pStyle w:val="ListParagraph"/>
         <w:numPr>
           <w:ilvl w:val="0"/>
-          <w:numId w:val="11"/>
+          <w:numId w:val="16"/>
         </w:numPr>
       </w:pPr>
       <w:r>
@@ -1162,7 +1324,7 @@
         <w:pStyle w:val="ListParagraph"/>
         <w:numPr>
           <w:ilvl w:val="1"/>
-          <w:numId w:val="11"/>
+          <w:numId w:val="16"/>
         </w:numPr>
       </w:pPr>
       <w:r>
@@ -1174,7 +1336,7 @@
         <w:pStyle w:val="ListParagraph"/>
         <w:numPr>
           <w:ilvl w:val="1"/>
-          <w:numId w:val="11"/>
+          <w:numId w:val="16"/>
         </w:numPr>
       </w:pPr>
       <w:r>
@@ -1186,7 +1348,7 @@
         <w:pStyle w:val="ListParagraph"/>
         <w:numPr>
           <w:ilvl w:val="1"/>
-          <w:numId w:val="11"/>
+          <w:numId w:val="16"/>
         </w:numPr>
       </w:pPr>
       <w:r>
@@ -1198,7 +1360,7 @@
         <w:pStyle w:val="ListParagraph"/>
         <w:numPr>
           <w:ilvl w:val="1"/>
-          <w:numId w:val="11"/>
+          <w:numId w:val="16"/>
         </w:numPr>
       </w:pPr>
       <w:r>
@@ -1210,7 +1372,7 @@
         <w:pStyle w:val="ListParagraph"/>
         <w:numPr>
           <w:ilvl w:val="1"/>
-          <w:numId w:val="11"/>
+          <w:numId w:val="16"/>
         </w:numPr>
       </w:pPr>
       <w:r>
@@ -1222,7 +1384,7 @@
         <w:pStyle w:val="ListParagraph"/>
         <w:numPr>
           <w:ilvl w:val="0"/>
-          <w:numId w:val="11"/>
+          <w:numId w:val="16"/>
         </w:numPr>
       </w:pPr>
       <w:r>
@@ -1234,7 +1396,7 @@
         <w:pStyle w:val="ListParagraph"/>
         <w:numPr>
           <w:ilvl w:val="1"/>
-          <w:numId w:val="11"/>
+          <w:numId w:val="16"/>
         </w:numPr>
       </w:pPr>
       <w:r>
@@ -1246,7 +1408,7 @@
         <w:pStyle w:val="ListParagraph"/>
         <w:numPr>
           <w:ilvl w:val="1"/>
-          <w:numId w:val="11"/>
+          <w:numId w:val="16"/>
         </w:numPr>
       </w:pPr>
       <w:r>
@@ -1265,7 +1427,71 @@
           <w:b/>
           <w:bCs/>
         </w:rPr>
-        <w:t>Saturday November 22, 2025 8:30AM-4:30PM</w:t>
+        <w:t>Sunday January 18, 2026 – Day Off</w:t>
+      </w:r>
+    </w:p>
+    <w:p>
+      <w:pPr>
+        <w:rPr>
+          <w:b/>
+          <w:bCs/>
+        </w:rPr>
+      </w:pPr>
+      <w:r>
+        <w:rPr>
+          <w:b/>
+          <w:bCs/>
+        </w:rPr>
+        <w:t>Monday</w:t>
+      </w:r>
+      <w:r>
+        <w:rPr>
+          <w:b/>
+          <w:bCs/>
+        </w:rPr>
+        <w:t xml:space="preserve"> </w:t>
+      </w:r>
+      <w:r>
+        <w:rPr>
+          <w:b/>
+          <w:bCs/>
+        </w:rPr>
+        <w:t>January</w:t>
+      </w:r>
+      <w:r>
+        <w:rPr>
+          <w:b/>
+          <w:bCs/>
+        </w:rPr>
+        <w:t xml:space="preserve"> </w:t>
+      </w:r>
+      <w:r>
+        <w:rPr>
+          <w:b/>
+          <w:bCs/>
+        </w:rPr>
+        <w:t>19</w:t>
+      </w:r>
+      <w:r>
+        <w:rPr>
+          <w:b/>
+          <w:bCs/>
+        </w:rPr>
+        <w:t>, 202</w:t>
+      </w:r>
+      <w:r>
+        <w:rPr>
+          <w:b/>
+          <w:bCs/>
+        </w:rPr>
+        <w:t>6</w:t>
+      </w:r>
+      <w:r>
+        <w:rPr>
+          <w:b/>
+          <w:bCs/>
+        </w:rPr>
+        <w:t xml:space="preserve"> 8:30AM-4:30PM</w:t>
       </w:r>
       <w:r>
         <w:rPr>
@@ -1280,7 +1506,7 @@
         <w:pStyle w:val="ListParagraph"/>
         <w:numPr>
           <w:ilvl w:val="0"/>
-          <w:numId w:val="11"/>
+          <w:numId w:val="16"/>
         </w:numPr>
       </w:pPr>
       <w:r>
@@ -1292,7 +1518,7 @@
         <w:pStyle w:val="ListParagraph"/>
         <w:numPr>
           <w:ilvl w:val="0"/>
-          <w:numId w:val="11"/>
+          <w:numId w:val="16"/>
         </w:numPr>
       </w:pPr>
       <w:r>
@@ -1316,6 +1542,95 @@
 <file path=word/numbering.xml><?xml version="1.0" encoding="utf-8"?>
 <w:numbering xmlns:wpc="http://schemas.microsoft.com/office/word/2010/wordprocessingCanvas" xmlns:cx="http://schemas.microsoft.com/office/drawing/2014/chartex" xmlns:cx1="http://schemas.microsoft.com/office/drawing/2015/9/8/chartex" xmlns:cx2="http://schemas.microsoft.com/office/drawing/2015/10/21/chartex" xmlns:cx3="http://schemas.microsoft.com/office/drawing/2016/5/9/chartex" xmlns:cx4="http://schemas.microsoft.com/office/drawing/2016/5/10/chartex" xmlns:cx5="http://schemas.microsoft.com/office/drawing/2016/5/11/chartex" xmlns:cx6="http://schemas.microsoft.com/office/drawing/2016/5/12/chartex" xmlns:cx7="http://schemas.microsoft.com/office/drawing/2016/5/13/chartex" xmlns:cx8="http://schemas.microsoft.com/office/drawing/2016/5/14/chartex" xmlns:mc="http://schemas.openxmlformats.org/markup-compatibility/2006" xmlns:aink="http://schemas.microsoft.com/office/drawing/2016/ink" xmlns:am3d="http://schemas.microsoft.com/office/drawing/2017/model3d" xmlns:o="urn:schemas-microsoft-com:office:office" xmlns:r="http://schemas.openxmlformats.org/officeDocument/2006/relationships" xmlns:m="http://schemas.openxmlformats.org/officeDocument/2006/math" xmlns:v="urn:schemas-microsoft-com:vml" xmlns:wp14="http://schemas.microsoft.com/office/word/2010/wordprocessingDrawing" xmlns:wp="http://schemas.openxmlformats.org/drawingml/2006/wordprocessingDrawing" xmlns:w10="urn:schemas-microsoft-com:office:word" xmlns:w="http://schemas.openxmlformats.org/wordprocessingml/2006/main" xmlns:w14="http://schemas.microsoft.com/office/word/2010/wordml" xmlns:w15="http://schemas.microsoft.com/office/word/2012/wordml" xmlns:w16cex="http://schemas.microsoft.com/office/word/2018/wordml/cex" xmlns:w16cid="http://schemas.microsoft.com/office/word/2016/wordml/cid" xmlns:w16="http://schemas.microsoft.com/office/word/2018/wordml" xmlns:w16sdtdh="http://schemas.microsoft.com/office/word/2020/wordml/sdtdatahash" xmlns:w16se="http://schemas.microsoft.com/office/word/2015/wordml/symex" xmlns:wpg="http://schemas.microsoft.com/office/word/2010/wordprocessingGroup" xmlns:wpi="http://schemas.microsoft.com/office/word/2010/wordprocessingInk" xmlns:wne="http://schemas.microsoft.com/office/word/2006/wordml" xmlns:wps="http://schemas.microsoft.com/office/word/2010/wordprocessingShape" mc:Ignorable="w14 w15 w16se w16cid w16 w16cex w16sdtdh wp14">
   <w:abstractNum w:abstractNumId="0" w15:restartNumberingAfterBreak="0">
+    <w:nsid w:val="039175B2"/>
+    <w:multiLevelType w:val="hybridMultilevel"/>
+    <w:tmpl w:val="20A486E8"/>
+    <w:lvl w:ilvl="0" w:tplc="6A7C9F8A">
+      <w:start w:val="9"/>
+      <w:numFmt w:val="decimal"/>
+      <w:lvlText w:val="%1."/>
+      <w:lvlJc w:val="left"/>
+      <w:pPr>
+        <w:ind w:left="720" w:hanging="360"/>
+      </w:pPr>
+      <w:rPr>
+        <w:rFonts w:hint="default"/>
+      </w:rPr>
+    </w:lvl>
+    <w:lvl w:ilvl="1" w:tplc="04090019">
+      <w:start w:val="1"/>
+      <w:numFmt w:val="lowerLetter"/>
+      <w:lvlText w:val="%2."/>
+      <w:lvlJc w:val="left"/>
+      <w:pPr>
+        <w:ind w:left="1440" w:hanging="360"/>
+      </w:pPr>
+    </w:lvl>
+    <w:lvl w:ilvl="2" w:tplc="0409001B" w:tentative="1">
+      <w:start w:val="1"/>
+      <w:numFmt w:val="lowerRoman"/>
+      <w:lvlText w:val="%3."/>
+      <w:lvlJc w:val="right"/>
+      <w:pPr>
+        <w:ind w:left="2160" w:hanging="180"/>
+      </w:pPr>
+    </w:lvl>
+    <w:lvl w:ilvl="3" w:tplc="0409000F" w:tentative="1">
+      <w:start w:val="1"/>
+      <w:numFmt w:val="decimal"/>
+      <w:lvlText w:val="%4."/>
+      <w:lvlJc w:val="left"/>
+      <w:pPr>
+        <w:ind w:left="2880" w:hanging="360"/>
+      </w:pPr>
+    </w:lvl>
+    <w:lvl w:ilvl="4" w:tplc="04090019" w:tentative="1">
+      <w:start w:val="1"/>
+      <w:numFmt w:val="lowerLetter"/>
+      <w:lvlText w:val="%5."/>
+      <w:lvlJc w:val="left"/>
+      <w:pPr>
+        <w:ind w:left="3600" w:hanging="360"/>
+      </w:pPr>
+    </w:lvl>
+    <w:lvl w:ilvl="5" w:tplc="0409001B" w:tentative="1">
+      <w:start w:val="1"/>
+      <w:numFmt w:val="lowerRoman"/>
+      <w:lvlText w:val="%6."/>
+      <w:lvlJc w:val="right"/>
+      <w:pPr>
+        <w:ind w:left="4320" w:hanging="180"/>
+      </w:pPr>
+    </w:lvl>
+    <w:lvl w:ilvl="6" w:tplc="0409000F" w:tentative="1">
+      <w:start w:val="1"/>
+      <w:numFmt w:val="decimal"/>
+      <w:lvlText w:val="%7."/>
+      <w:lvlJc w:val="left"/>
+      <w:pPr>
+        <w:ind w:left="5040" w:hanging="360"/>
+      </w:pPr>
+    </w:lvl>
+    <w:lvl w:ilvl="7" w:tplc="04090019" w:tentative="1">
+      <w:start w:val="1"/>
+      <w:numFmt w:val="lowerLetter"/>
+      <w:lvlText w:val="%8."/>
+      <w:lvlJc w:val="left"/>
+      <w:pPr>
+        <w:ind w:left="5760" w:hanging="360"/>
+      </w:pPr>
+    </w:lvl>
+    <w:lvl w:ilvl="8" w:tplc="0409001B" w:tentative="1">
+      <w:start w:val="1"/>
+      <w:numFmt w:val="lowerRoman"/>
+      <w:lvlText w:val="%9."/>
+      <w:lvlJc w:val="right"/>
+      <w:pPr>
+        <w:ind w:left="6480" w:hanging="180"/>
+      </w:pPr>
+    </w:lvl>
+  </w:abstractNum>
+  <w:abstractNum w:abstractNumId="1" w15:restartNumberingAfterBreak="0">
     <w:nsid w:val="0A8D7372"/>
     <w:multiLevelType w:val="hybridMultilevel"/>
     <w:tmpl w:val="276EEB08"/>
@@ -1401,7 +1716,7 @@
       </w:pPr>
     </w:lvl>
   </w:abstractNum>
-  <w:abstractNum w:abstractNumId="1" w15:restartNumberingAfterBreak="0">
+  <w:abstractNum w:abstractNumId="2" w15:restartNumberingAfterBreak="0">
     <w:nsid w:val="0F7B1809"/>
     <w:multiLevelType w:val="hybridMultilevel"/>
     <w:tmpl w:val="8E0E2C88"/>
@@ -1490,7 +1805,7 @@
       </w:pPr>
     </w:lvl>
   </w:abstractNum>
-  <w:abstractNum w:abstractNumId="2" w15:restartNumberingAfterBreak="0">
+  <w:abstractNum w:abstractNumId="3" w15:restartNumberingAfterBreak="0">
     <w:nsid w:val="155101AD"/>
     <w:multiLevelType w:val="hybridMultilevel"/>
     <w:tmpl w:val="01464C0C"/>
@@ -1579,7 +1894,7 @@
       </w:pPr>
     </w:lvl>
   </w:abstractNum>
-  <w:abstractNum w:abstractNumId="3" w15:restartNumberingAfterBreak="0">
+  <w:abstractNum w:abstractNumId="4" w15:restartNumberingAfterBreak="0">
     <w:nsid w:val="1A432AD5"/>
     <w:multiLevelType w:val="hybridMultilevel"/>
     <w:tmpl w:val="E32C9A0A"/>
@@ -1668,7 +1983,96 @@
       </w:pPr>
     </w:lvl>
   </w:abstractNum>
-  <w:abstractNum w:abstractNumId="4" w15:restartNumberingAfterBreak="0">
+  <w:abstractNum w:abstractNumId="5" w15:restartNumberingAfterBreak="0">
+    <w:nsid w:val="1DA45440"/>
+    <w:multiLevelType w:val="hybridMultilevel"/>
+    <w:tmpl w:val="D8E0B71C"/>
+    <w:lvl w:ilvl="0" w:tplc="144CE9C8">
+      <w:start w:val="5"/>
+      <w:numFmt w:val="decimal"/>
+      <w:lvlText w:val="%1."/>
+      <w:lvlJc w:val="left"/>
+      <w:pPr>
+        <w:ind w:left="720" w:hanging="360"/>
+      </w:pPr>
+      <w:rPr>
+        <w:rFonts w:hint="default"/>
+      </w:rPr>
+    </w:lvl>
+    <w:lvl w:ilvl="1" w:tplc="04090019">
+      <w:start w:val="1"/>
+      <w:numFmt w:val="lowerLetter"/>
+      <w:lvlText w:val="%2."/>
+      <w:lvlJc w:val="left"/>
+      <w:pPr>
+        <w:ind w:left="1440" w:hanging="360"/>
+      </w:pPr>
+    </w:lvl>
+    <w:lvl w:ilvl="2" w:tplc="0409001B" w:tentative="1">
+      <w:start w:val="1"/>
+      <w:numFmt w:val="lowerRoman"/>
+      <w:lvlText w:val="%3."/>
+      <w:lvlJc w:val="right"/>
+      <w:pPr>
+        <w:ind w:left="2160" w:hanging="180"/>
+      </w:pPr>
+    </w:lvl>
+    <w:lvl w:ilvl="3" w:tplc="0409000F" w:tentative="1">
+      <w:start w:val="1"/>
+      <w:numFmt w:val="decimal"/>
+      <w:lvlText w:val="%4."/>
+      <w:lvlJc w:val="left"/>
+      <w:pPr>
+        <w:ind w:left="2880" w:hanging="360"/>
+      </w:pPr>
+    </w:lvl>
+    <w:lvl w:ilvl="4" w:tplc="04090019" w:tentative="1">
+      <w:start w:val="1"/>
+      <w:numFmt w:val="lowerLetter"/>
+      <w:lvlText w:val="%5."/>
+      <w:lvlJc w:val="left"/>
+      <w:pPr>
+        <w:ind w:left="3600" w:hanging="360"/>
+      </w:pPr>
+    </w:lvl>
+    <w:lvl w:ilvl="5" w:tplc="0409001B" w:tentative="1">
+      <w:start w:val="1"/>
+      <w:numFmt w:val="lowerRoman"/>
+      <w:lvlText w:val="%6."/>
+      <w:lvlJc w:val="right"/>
+      <w:pPr>
+        <w:ind w:left="4320" w:hanging="180"/>
+      </w:pPr>
+    </w:lvl>
+    <w:lvl w:ilvl="6" w:tplc="0409000F" w:tentative="1">
+      <w:start w:val="1"/>
+      <w:numFmt w:val="decimal"/>
+      <w:lvlText w:val="%7."/>
+      <w:lvlJc w:val="left"/>
+      <w:pPr>
+        <w:ind w:left="5040" w:hanging="360"/>
+      </w:pPr>
+    </w:lvl>
+    <w:lvl w:ilvl="7" w:tplc="04090019" w:tentative="1">
+      <w:start w:val="1"/>
+      <w:numFmt w:val="lowerLetter"/>
+      <w:lvlText w:val="%8."/>
+      <w:lvlJc w:val="left"/>
+      <w:pPr>
+        <w:ind w:left="5760" w:hanging="360"/>
+      </w:pPr>
+    </w:lvl>
+    <w:lvl w:ilvl="8" w:tplc="0409001B" w:tentative="1">
+      <w:start w:val="1"/>
+      <w:numFmt w:val="lowerRoman"/>
+      <w:lvlText w:val="%9."/>
+      <w:lvlJc w:val="right"/>
+      <w:pPr>
+        <w:ind w:left="6480" w:hanging="180"/>
+      </w:pPr>
+    </w:lvl>
+  </w:abstractNum>
+  <w:abstractNum w:abstractNumId="6" w15:restartNumberingAfterBreak="0">
     <w:nsid w:val="26AF47D9"/>
     <w:multiLevelType w:val="hybridMultilevel"/>
     <w:tmpl w:val="8E0E2C88"/>
@@ -1757,7 +2161,96 @@
       </w:pPr>
     </w:lvl>
   </w:abstractNum>
-  <w:abstractNum w:abstractNumId="5" w15:restartNumberingAfterBreak="0">
+  <w:abstractNum w:abstractNumId="7" w15:restartNumberingAfterBreak="0">
+    <w:nsid w:val="283A028F"/>
+    <w:multiLevelType w:val="hybridMultilevel"/>
+    <w:tmpl w:val="A90A7FCA"/>
+    <w:lvl w:ilvl="0" w:tplc="F022CCFA">
+      <w:start w:val="6"/>
+      <w:numFmt w:val="decimal"/>
+      <w:lvlText w:val="%1."/>
+      <w:lvlJc w:val="left"/>
+      <w:pPr>
+        <w:ind w:left="720" w:hanging="360"/>
+      </w:pPr>
+      <w:rPr>
+        <w:rFonts w:hint="default"/>
+      </w:rPr>
+    </w:lvl>
+    <w:lvl w:ilvl="1" w:tplc="04090019">
+      <w:start w:val="1"/>
+      <w:numFmt w:val="lowerLetter"/>
+      <w:lvlText w:val="%2."/>
+      <w:lvlJc w:val="left"/>
+      <w:pPr>
+        <w:ind w:left="1440" w:hanging="360"/>
+      </w:pPr>
+    </w:lvl>
+    <w:lvl w:ilvl="2" w:tplc="0409001B" w:tentative="1">
+      <w:start w:val="1"/>
+      <w:numFmt w:val="lowerRoman"/>
+      <w:lvlText w:val="%3."/>
+      <w:lvlJc w:val="right"/>
+      <w:pPr>
+        <w:ind w:left="2160" w:hanging="180"/>
+      </w:pPr>
+    </w:lvl>
+    <w:lvl w:ilvl="3" w:tplc="0409000F" w:tentative="1">
+      <w:start w:val="1"/>
+      <w:numFmt w:val="decimal"/>
+      <w:lvlText w:val="%4."/>
+      <w:lvlJc w:val="left"/>
+      <w:pPr>
+        <w:ind w:left="2880" w:hanging="360"/>
+      </w:pPr>
+    </w:lvl>
+    <w:lvl w:ilvl="4" w:tplc="04090019" w:tentative="1">
+      <w:start w:val="1"/>
+      <w:numFmt w:val="lowerLetter"/>
+      <w:lvlText w:val="%5."/>
+      <w:lvlJc w:val="left"/>
+      <w:pPr>
+        <w:ind w:left="3600" w:hanging="360"/>
+      </w:pPr>
+    </w:lvl>
+    <w:lvl w:ilvl="5" w:tplc="0409001B" w:tentative="1">
+      <w:start w:val="1"/>
+      <w:numFmt w:val="lowerRoman"/>
+      <w:lvlText w:val="%6."/>
+      <w:lvlJc w:val="right"/>
+      <w:pPr>
+        <w:ind w:left="4320" w:hanging="180"/>
+      </w:pPr>
+    </w:lvl>
+    <w:lvl w:ilvl="6" w:tplc="0409000F" w:tentative="1">
+      <w:start w:val="1"/>
+      <w:numFmt w:val="decimal"/>
+      <w:lvlText w:val="%7."/>
+      <w:lvlJc w:val="left"/>
+      <w:pPr>
+        <w:ind w:left="5040" w:hanging="360"/>
+      </w:pPr>
+    </w:lvl>
+    <w:lvl w:ilvl="7" w:tplc="04090019" w:tentative="1">
+      <w:start w:val="1"/>
+      <w:numFmt w:val="lowerLetter"/>
+      <w:lvlText w:val="%8."/>
+      <w:lvlJc w:val="left"/>
+      <w:pPr>
+        <w:ind w:left="5760" w:hanging="360"/>
+      </w:pPr>
+    </w:lvl>
+    <w:lvl w:ilvl="8" w:tplc="0409001B" w:tentative="1">
+      <w:start w:val="1"/>
+      <w:numFmt w:val="lowerRoman"/>
+      <w:lvlText w:val="%9."/>
+      <w:lvlJc w:val="right"/>
+      <w:pPr>
+        <w:ind w:left="6480" w:hanging="180"/>
+      </w:pPr>
+    </w:lvl>
+  </w:abstractNum>
+  <w:abstractNum w:abstractNumId="8" w15:restartNumberingAfterBreak="0">
     <w:nsid w:val="2D7757FF"/>
     <w:multiLevelType w:val="hybridMultilevel"/>
     <w:tmpl w:val="E32C9A0A"/>
@@ -1846,7 +2339,7 @@
       </w:pPr>
     </w:lvl>
   </w:abstractNum>
-  <w:abstractNum w:abstractNumId="6" w15:restartNumberingAfterBreak="0">
+  <w:abstractNum w:abstractNumId="9" w15:restartNumberingAfterBreak="0">
     <w:nsid w:val="32D962EE"/>
     <w:multiLevelType w:val="hybridMultilevel"/>
     <w:tmpl w:val="78BC502E"/>
@@ -1932,7 +2425,7 @@
       </w:pPr>
     </w:lvl>
   </w:abstractNum>
-  <w:abstractNum w:abstractNumId="7" w15:restartNumberingAfterBreak="0">
+  <w:abstractNum w:abstractNumId="10" w15:restartNumberingAfterBreak="0">
     <w:nsid w:val="39907D7F"/>
     <w:multiLevelType w:val="hybridMultilevel"/>
     <w:tmpl w:val="01464C0C"/>
@@ -2021,7 +2514,7 @@
       </w:pPr>
     </w:lvl>
   </w:abstractNum>
-  <w:abstractNum w:abstractNumId="8" w15:restartNumberingAfterBreak="0">
+  <w:abstractNum w:abstractNumId="11" w15:restartNumberingAfterBreak="0">
     <w:nsid w:val="4DF27EE7"/>
     <w:multiLevelType w:val="hybridMultilevel"/>
     <w:tmpl w:val="95F41588"/>
@@ -2110,7 +2603,7 @@
       </w:pPr>
     </w:lvl>
   </w:abstractNum>
-  <w:abstractNum w:abstractNumId="9" w15:restartNumberingAfterBreak="0">
+  <w:abstractNum w:abstractNumId="12" w15:restartNumberingAfterBreak="0">
     <w:nsid w:val="50B5703F"/>
     <w:multiLevelType w:val="hybridMultilevel"/>
     <w:tmpl w:val="02642C3C"/>
@@ -2199,7 +2692,7 @@
       </w:pPr>
     </w:lvl>
   </w:abstractNum>
-  <w:abstractNum w:abstractNumId="10" w15:restartNumberingAfterBreak="0">
+  <w:abstractNum w:abstractNumId="13" w15:restartNumberingAfterBreak="0">
     <w:nsid w:val="52D32BDD"/>
     <w:multiLevelType w:val="hybridMultilevel"/>
     <w:tmpl w:val="8E0E2C88"/>
@@ -2288,7 +2781,7 @@
       </w:pPr>
     </w:lvl>
   </w:abstractNum>
-  <w:abstractNum w:abstractNumId="11" w15:restartNumberingAfterBreak="0">
+  <w:abstractNum w:abstractNumId="14" w15:restartNumberingAfterBreak="0">
     <w:nsid w:val="5CC40444"/>
     <w:multiLevelType w:val="hybridMultilevel"/>
     <w:tmpl w:val="611A9B9C"/>
@@ -2377,41 +2870,142 @@
       </w:pPr>
     </w:lvl>
   </w:abstractNum>
+  <w:abstractNum w:abstractNumId="15" w15:restartNumberingAfterBreak="0">
+    <w:nsid w:val="753539FF"/>
+    <w:multiLevelType w:val="hybridMultilevel"/>
+    <w:tmpl w:val="77EE537C"/>
+    <w:lvl w:ilvl="0" w:tplc="D5C43DD8">
+      <w:start w:val="7"/>
+      <w:numFmt w:val="decimal"/>
+      <w:lvlText w:val="%1."/>
+      <w:lvlJc w:val="left"/>
+      <w:pPr>
+        <w:ind w:left="720" w:hanging="360"/>
+      </w:pPr>
+      <w:rPr>
+        <w:rFonts w:hint="default"/>
+      </w:rPr>
+    </w:lvl>
+    <w:lvl w:ilvl="1" w:tplc="04090019">
+      <w:start w:val="1"/>
+      <w:numFmt w:val="lowerLetter"/>
+      <w:lvlText w:val="%2."/>
+      <w:lvlJc w:val="left"/>
+      <w:pPr>
+        <w:ind w:left="1440" w:hanging="360"/>
+      </w:pPr>
+    </w:lvl>
+    <w:lvl w:ilvl="2" w:tplc="0409001B" w:tentative="1">
+      <w:start w:val="1"/>
+      <w:numFmt w:val="lowerRoman"/>
+      <w:lvlText w:val="%3."/>
+      <w:lvlJc w:val="right"/>
+      <w:pPr>
+        <w:ind w:left="2160" w:hanging="180"/>
+      </w:pPr>
+    </w:lvl>
+    <w:lvl w:ilvl="3" w:tplc="0409000F" w:tentative="1">
+      <w:start w:val="1"/>
+      <w:numFmt w:val="decimal"/>
+      <w:lvlText w:val="%4."/>
+      <w:lvlJc w:val="left"/>
+      <w:pPr>
+        <w:ind w:left="2880" w:hanging="360"/>
+      </w:pPr>
+    </w:lvl>
+    <w:lvl w:ilvl="4" w:tplc="04090019" w:tentative="1">
+      <w:start w:val="1"/>
+      <w:numFmt w:val="lowerLetter"/>
+      <w:lvlText w:val="%5."/>
+      <w:lvlJc w:val="left"/>
+      <w:pPr>
+        <w:ind w:left="3600" w:hanging="360"/>
+      </w:pPr>
+    </w:lvl>
+    <w:lvl w:ilvl="5" w:tplc="0409001B" w:tentative="1">
+      <w:start w:val="1"/>
+      <w:numFmt w:val="lowerRoman"/>
+      <w:lvlText w:val="%6."/>
+      <w:lvlJc w:val="right"/>
+      <w:pPr>
+        <w:ind w:left="4320" w:hanging="180"/>
+      </w:pPr>
+    </w:lvl>
+    <w:lvl w:ilvl="6" w:tplc="0409000F" w:tentative="1">
+      <w:start w:val="1"/>
+      <w:numFmt w:val="decimal"/>
+      <w:lvlText w:val="%7."/>
+      <w:lvlJc w:val="left"/>
+      <w:pPr>
+        <w:ind w:left="5040" w:hanging="360"/>
+      </w:pPr>
+    </w:lvl>
+    <w:lvl w:ilvl="7" w:tplc="04090019" w:tentative="1">
+      <w:start w:val="1"/>
+      <w:numFmt w:val="lowerLetter"/>
+      <w:lvlText w:val="%8."/>
+      <w:lvlJc w:val="left"/>
+      <w:pPr>
+        <w:ind w:left="5760" w:hanging="360"/>
+      </w:pPr>
+    </w:lvl>
+    <w:lvl w:ilvl="8" w:tplc="0409001B" w:tentative="1">
+      <w:start w:val="1"/>
+      <w:numFmt w:val="lowerRoman"/>
+      <w:lvlText w:val="%9."/>
+      <w:lvlJc w:val="right"/>
+      <w:pPr>
+        <w:ind w:left="6480" w:hanging="180"/>
+      </w:pPr>
+    </w:lvl>
+  </w:abstractNum>
   <w:num w:numId="1">
-    <w:abstractNumId w:val="0"/>
+    <w:abstractNumId w:val="1"/>
   </w:num>
   <w:num w:numId="2">
+    <w:abstractNumId w:val="9"/>
+  </w:num>
+  <w:num w:numId="3">
+    <w:abstractNumId w:val="2"/>
+  </w:num>
+  <w:num w:numId="4">
+    <w:abstractNumId w:val="13"/>
+  </w:num>
+  <w:num w:numId="5">
+    <w:abstractNumId w:val="12"/>
+  </w:num>
+  <w:num w:numId="6">
     <w:abstractNumId w:val="6"/>
   </w:num>
-  <w:num w:numId="3">
-    <w:abstractNumId w:val="1"/>
+  <w:num w:numId="7">
+    <w:abstractNumId w:val="4"/>
   </w:num>
-  <w:num w:numId="4">
+  <w:num w:numId="8">
+    <w:abstractNumId w:val="8"/>
+  </w:num>
+  <w:num w:numId="9">
+    <w:abstractNumId w:val="3"/>
+  </w:num>
+  <w:num w:numId="10">
     <w:abstractNumId w:val="10"/>
   </w:num>
-  <w:num w:numId="5">
-    <w:abstractNumId w:val="9"/>
+  <w:num w:numId="11">
+    <w:abstractNumId w:val="14"/>
   </w:num>
-  <w:num w:numId="6">
-    <w:abstractNumId w:val="4"/>
+  <w:num w:numId="12">
+    <w:abstractNumId w:val="11"/>
   </w:num>
-  <w:num w:numId="7">
-    <w:abstractNumId w:val="3"/>
-  </w:num>
-  <w:num w:numId="8">
+  <w:num w:numId="13">
     <w:abstractNumId w:val="5"/>
   </w:num>
-  <w:num w:numId="9">
-    <w:abstractNumId w:val="2"/>
-  </w:num>
-  <w:num w:numId="10">
+  <w:num w:numId="14">
     <w:abstractNumId w:val="7"/>
   </w:num>
-  <w:num w:numId="11">
-    <w:abstractNumId w:val="11"/>
+  <w:num w:numId="15">
+    <w:abstractNumId w:val="15"/>
   </w:num>
-  <w:num w:numId="12">
-    <w:abstractNumId w:val="8"/>
+  <w:num w:numId="16">
+    <w:abstractNumId w:val="0"/>
   </w:num>
 </w:numbering>
 </file>
